--- a/docs/AgiBot_EDA_보고서.docx
+++ b/docs/AgiBot_EDA_보고서.docx
@@ -872,7 +872,7 @@
       <w:r>
         <w:drawing>
           <wp:inline distT="0" distB="0" distL="0" distR="0">
-            <wp:extent cx="6096000" cy="2705100"/>
+            <wp:extent cx="6096000" cy="2886075"/>
             <wp:effectExtent t="0" r="0" b="0" l="0"/>
             <wp:docPr id="1" name="" descr="" title=""/>
             <wp:cNvGraphicFramePr>
@@ -897,7 +897,7 @@
                   <pic:spPr bwMode="auto">
                     <a:xfrm>
                       <a:off x="0" y="0"/>
-                      <a:ext cx="6096000" cy="2705100"/>
+                      <a:ext cx="6096000" cy="2886075"/>
                     </a:xfrm>
                     <a:prstGeom prst="rect">
                       <a:avLst/>
@@ -924,7 +924,20 @@
           <w:sz w:val="17"/>
           <w:szCs w:val="17"/>
         </w:rPr>
-        <w:t xml:space="preserve">그림 3. 에피소드 하나의 구성과 카메라 7종.</w:t>
+        <w:t xml:space="preserve">그림 3. 폴더 계층과 에피소드 하나의 실체. 카테고리 → 씬 → 태스크로 내려가면 tar.gz가 나오고, 이를 풀면 meta·data·videos 세 폴더가 나온다. 에피소드 1개는 parquet 1개 + mp4 7개, 총 8개 파일로 이루어진다.</w:t>
+      </w:r>
+    </w:p>
+    <w:p>
+      <w:pPr>
+        <w:spacing w:after="120" w:before="60"/>
+      </w:pPr>
+      <w:r>
+        <w:rPr>
+          <w:rFonts w:ascii="Malgun Gothic" w:cs="Malgun Gothic" w:eastAsia="Malgun Gothic" w:hAnsi="Malgun Gothic"/>
+          <w:sz w:val="20"/>
+          <w:szCs w:val="20"/>
+        </w:rPr>
+        <w:t xml:space="preserve">공식 배포 단위가 '태스크 전체'가 아니라 '에피소드 구간별 tar.gz'라는 점이 중요하다. 한 태스크가 tar 여러 개로 쪼개져 있고, tar 하나하나가 meta·data·videos를 모두 갖춘 자족적인 LeRobot 데이터셋이다. 그래서 tar 하나만 받아도 바로 로딩·분석이 가능하고, 우리 표본도 이 단위로 선별했다.</w:t>
       </w:r>
     </w:p>
     <w:p>
@@ -1858,7 +1871,7 @@
       <w:r>
         <w:drawing>
           <wp:inline distT="0" distB="0" distL="0" distR="0">
-            <wp:extent cx="6096000" cy="2724150"/>
+            <wp:extent cx="6096000" cy="3162300"/>
             <wp:effectExtent t="0" r="0" b="0" l="0"/>
             <wp:docPr id="1" name="" descr="" title=""/>
             <wp:cNvGraphicFramePr>
@@ -1883,7 +1896,7 @@
                   <pic:spPr bwMode="auto">
                     <a:xfrm>
                       <a:off x="0" y="0"/>
-                      <a:ext cx="6096000" cy="2724150"/>
+                      <a:ext cx="6096000" cy="3162300"/>
                     </a:xfrm>
                     <a:prstGeom prst="rect">
                       <a:avLst/>
@@ -1910,676 +1923,12 @@
           <w:sz w:val="17"/>
           <w:szCs w:val="17"/>
         </w:rPr>
-        <w:t xml:space="preserve">그림 6. 스키마 5종의 구조 — 코어 관측(그리퍼·EE 힘토크/속도/자세·관절 위치/토크/속도·머리·허리) + 베이스 위치·자세(+7) + RL 제어 mode(+23) + 카메라 6대 외부파라미터(72). 스키마는 태스크가 아니라 수집 구간(tar)별로 다를 수 있다.</w:t>
-      </w:r>
-    </w:p>
-    <w:tbl>
-      <w:tblPr>
-        <w:tblW w:type="dxa" w:w="9026"/>
-        <w:tblBorders>
-          <w:top w:val="single" w:color="auto" w:sz="4"/>
-          <w:left w:val="single" w:color="auto" w:sz="4"/>
-          <w:bottom w:val="single" w:color="auto" w:sz="4"/>
-          <w:right w:val="single" w:color="auto" w:sz="4"/>
-          <w:insideH w:val="single" w:color="auto" w:sz="4"/>
-          <w:insideV w:val="single" w:color="auto" w:sz="4"/>
-        </w:tblBorders>
-      </w:tblPr>
-      <w:tblGrid>
-        <w:gridCol w:w="1805"/>
-        <w:gridCol w:w="2708"/>
-        <w:gridCol w:w="4513"/>
-      </w:tblGrid>
-      <w:tr>
-        <w:trPr>
-          <w:tblHeader/>
-        </w:trPr>
-        <w:tc>
-          <w:tcPr>
-            <w:tcW w:type="dxa" w:w="1805"/>
-            <w:shd w:fill="D9E2F3" w:val="clear"/>
-            <w:tcMar>
-              <w:top w:type="dxa" w:w="55"/>
-              <w:left w:type="dxa" w:w="100"/>
-              <w:bottom w:type="dxa" w:w="55"/>
-              <w:right w:type="dxa" w:w="100"/>
-            </w:tcMar>
-          </w:tcPr>
-          <w:p>
-            <w:pPr>
-              <w:spacing w:after="0"/>
-            </w:pPr>
-            <w:r>
-              <w:rPr>
-                <w:rFonts w:ascii="Malgun Gothic" w:cs="Malgun Gothic" w:eastAsia="Malgun Gothic" w:hAnsi="Malgun Gothic"/>
-                <w:b/>
-                <w:bCs/>
-                <w:sz w:val="18"/>
-                <w:szCs w:val="18"/>
-              </w:rPr>
-              <w:t xml:space="preserve">구성 요소</w:t>
-            </w:r>
-          </w:p>
-        </w:tc>
-        <w:tc>
-          <w:tcPr>
-            <w:tcW w:type="dxa" w:w="2708"/>
-            <w:shd w:fill="D9E2F3" w:val="clear"/>
-            <w:tcMar>
-              <w:top w:type="dxa" w:w="55"/>
-              <w:left w:type="dxa" w:w="100"/>
-              <w:bottom w:type="dxa" w:w="55"/>
-              <w:right w:type="dxa" w:w="100"/>
-            </w:tcMar>
-          </w:tcPr>
-          <w:p>
-            <w:pPr>
-              <w:spacing w:after="0"/>
-            </w:pPr>
-            <w:r>
-              <w:rPr>
-                <w:rFonts w:ascii="Malgun Gothic" w:cs="Malgun Gothic" w:eastAsia="Malgun Gothic" w:hAnsi="Malgun Gothic"/>
-                <w:b/>
-                <w:bCs/>
-                <w:sz w:val="18"/>
-                <w:szCs w:val="18"/>
-              </w:rPr>
-              <w:t xml:space="preserve">차원</w:t>
-            </w:r>
-          </w:p>
-        </w:tc>
-        <w:tc>
-          <w:tcPr>
-            <w:tcW w:type="dxa" w:w="4513"/>
-            <w:shd w:fill="D9E2F3" w:val="clear"/>
-            <w:tcMar>
-              <w:top w:type="dxa" w:w="55"/>
-              <w:left w:type="dxa" w:w="100"/>
-              <w:bottom w:type="dxa" w:w="55"/>
-              <w:right w:type="dxa" w:w="100"/>
-            </w:tcMar>
-          </w:tcPr>
-          <w:p>
-            <w:pPr>
-              <w:spacing w:after="0"/>
-            </w:pPr>
-            <w:r>
-              <w:rPr>
-                <w:rFonts w:ascii="Malgun Gothic" w:cs="Malgun Gothic" w:eastAsia="Malgun Gothic" w:hAnsi="Malgun Gothic"/>
-                <w:b/>
-                <w:bCs/>
-                <w:sz w:val="18"/>
-                <w:szCs w:val="18"/>
-              </w:rPr>
-              <w:t xml:space="preserve">내용</w:t>
-            </w:r>
-          </w:p>
-        </w:tc>
-      </w:tr>
-      <w:tr>
-        <w:tc>
-          <w:tcPr>
-            <w:tcW w:type="dxa" w:w="1805"/>
-            <w:tcMar>
-              <w:top w:type="dxa" w:w="55"/>
-              <w:left w:type="dxa" w:w="100"/>
-              <w:bottom w:type="dxa" w:w="55"/>
-              <w:right w:type="dxa" w:w="100"/>
-            </w:tcMar>
-          </w:tcPr>
-          <w:p>
-            <w:pPr>
-              <w:spacing w:after="0"/>
-            </w:pPr>
-            <w:r>
-              <w:rPr>
-                <w:rFonts w:ascii="Malgun Gothic" w:cs="Malgun Gothic" w:eastAsia="Malgun Gothic" w:hAnsi="Malgun Gothic"/>
-                <w:b/>
-                <w:bCs/>
-                <w:sz w:val="18"/>
-                <w:szCs w:val="18"/>
-              </w:rPr>
-              <w:t xml:space="preserve">그리퍼</w:t>
-            </w:r>
-          </w:p>
-        </w:tc>
-        <w:tc>
-          <w:tcPr>
-            <w:tcW w:type="dxa" w:w="2708"/>
-            <w:tcMar>
-              <w:top w:type="dxa" w:w="55"/>
-              <w:left w:type="dxa" w:w="100"/>
-              <w:bottom w:type="dxa" w:w="55"/>
-              <w:right w:type="dxa" w:w="100"/>
-            </w:tcMar>
-          </w:tcPr>
-          <w:p>
-            <w:pPr>
-              <w:spacing w:after="0"/>
-            </w:pPr>
-            <w:r>
-              <w:rPr>
-                <w:rFonts w:ascii="Malgun Gothic" w:cs="Malgun Gothic" w:eastAsia="Malgun Gothic" w:hAnsi="Malgun Gothic"/>
-                <w:b w:val="false"/>
-                <w:bCs w:val="false"/>
-                <w:sz w:val="18"/>
-                <w:szCs w:val="18"/>
-              </w:rPr>
-              <w:t xml:space="preserve">좌/우 각 1</w:t>
-            </w:r>
-          </w:p>
-        </w:tc>
-        <w:tc>
-          <w:tcPr>
-            <w:tcW w:type="dxa" w:w="4513"/>
-            <w:tcMar>
-              <w:top w:type="dxa" w:w="55"/>
-              <w:left w:type="dxa" w:w="100"/>
-              <w:bottom w:type="dxa" w:w="55"/>
-              <w:right w:type="dxa" w:w="100"/>
-            </w:tcMar>
-          </w:tcPr>
-          <w:p>
-            <w:pPr>
-              <w:spacing w:after="0"/>
-            </w:pPr>
-            <w:r>
-              <w:rPr>
-                <w:rFonts w:ascii="Malgun Gothic" w:cs="Malgun Gothic" w:eastAsia="Malgun Gothic" w:hAnsi="Malgun Gothic"/>
-                <w:b w:val="false"/>
-                <w:bCs w:val="false"/>
-                <w:sz w:val="18"/>
-                <w:szCs w:val="18"/>
-              </w:rPr>
-              <w:t xml:space="preserve">개폐 정도</w:t>
-            </w:r>
-          </w:p>
-        </w:tc>
-      </w:tr>
-      <w:tr>
-        <w:tc>
-          <w:tcPr>
-            <w:tcW w:type="dxa" w:w="1805"/>
-            <w:tcMar>
-              <w:top w:type="dxa" w:w="55"/>
-              <w:left w:type="dxa" w:w="100"/>
-              <w:bottom w:type="dxa" w:w="55"/>
-              <w:right w:type="dxa" w:w="100"/>
-            </w:tcMar>
-          </w:tcPr>
-          <w:p>
-            <w:pPr>
-              <w:spacing w:after="0"/>
-            </w:pPr>
-            <w:r>
-              <w:rPr>
-                <w:rFonts w:ascii="Malgun Gothic" w:cs="Malgun Gothic" w:eastAsia="Malgun Gothic" w:hAnsi="Malgun Gothic"/>
-                <w:b/>
-                <w:bCs/>
-                <w:sz w:val="18"/>
-                <w:szCs w:val="18"/>
-              </w:rPr>
-              <w:t xml:space="preserve">End-Effector</w:t>
-            </w:r>
-          </w:p>
-        </w:tc>
-        <w:tc>
-          <w:tcPr>
-            <w:tcW w:type="dxa" w:w="2708"/>
-            <w:tcMar>
-              <w:top w:type="dxa" w:w="55"/>
-              <w:left w:type="dxa" w:w="100"/>
-              <w:bottom w:type="dxa" w:w="55"/>
-              <w:right w:type="dxa" w:w="100"/>
-            </w:tcMar>
-          </w:tcPr>
-          <w:p>
-            <w:pPr>
-              <w:spacing w:after="0"/>
-            </w:pPr>
-            <w:r>
-              <w:rPr>
-                <w:rFonts w:ascii="Malgun Gothic" w:cs="Malgun Gothic" w:eastAsia="Malgun Gothic" w:hAnsi="Malgun Gothic"/>
-                <w:b w:val="false"/>
-                <w:bCs w:val="false"/>
-                <w:sz w:val="18"/>
-                <w:szCs w:val="18"/>
-              </w:rPr>
-              <w:t xml:space="preserve">wrench 12~24 + 속도 12~24 + 자세 8 + 위치 6</w:t>
-            </w:r>
-          </w:p>
-        </w:tc>
-        <w:tc>
-          <w:tcPr>
-            <w:tcW w:type="dxa" w:w="4513"/>
-            <w:tcMar>
-              <w:top w:type="dxa" w:w="55"/>
-              <w:left w:type="dxa" w:w="100"/>
-              <w:bottom w:type="dxa" w:w="55"/>
-              <w:right w:type="dxa" w:w="100"/>
-            </w:tcMar>
-          </w:tcPr>
-          <w:p>
-            <w:pPr>
-              <w:spacing w:after="0"/>
-            </w:pPr>
-            <w:r>
-              <w:rPr>
-                <w:rFonts w:ascii="Malgun Gothic" w:cs="Malgun Gothic" w:eastAsia="Malgun Gothic" w:hAnsi="Malgun Gothic"/>
-                <w:b w:val="false"/>
-                <w:bCs w:val="false"/>
-                <w:sz w:val="18"/>
-                <w:szCs w:val="18"/>
-              </w:rPr>
-              <w:t xml:space="preserve">양팔 말단의 힘토크·속도·자세 — 접촉 힘 정보가 실제로 존재</w:t>
-            </w:r>
-          </w:p>
-        </w:tc>
-      </w:tr>
-      <w:tr>
-        <w:tc>
-          <w:tcPr>
-            <w:tcW w:type="dxa" w:w="1805"/>
-            <w:tcMar>
-              <w:top w:type="dxa" w:w="55"/>
-              <w:left w:type="dxa" w:w="100"/>
-              <w:bottom w:type="dxa" w:w="55"/>
-              <w:right w:type="dxa" w:w="100"/>
-            </w:tcMar>
-          </w:tcPr>
-          <w:p>
-            <w:pPr>
-              <w:spacing w:after="0"/>
-            </w:pPr>
-            <w:r>
-              <w:rPr>
-                <w:rFonts w:ascii="Malgun Gothic" w:cs="Malgun Gothic" w:eastAsia="Malgun Gothic" w:hAnsi="Malgun Gothic"/>
-                <w:b/>
-                <w:bCs/>
-                <w:sz w:val="18"/>
-                <w:szCs w:val="18"/>
-              </w:rPr>
-              <w:t xml:space="preserve">관절</w:t>
-            </w:r>
-          </w:p>
-        </w:tc>
-        <w:tc>
-          <w:tcPr>
-            <w:tcW w:type="dxa" w:w="2708"/>
-            <w:tcMar>
-              <w:top w:type="dxa" w:w="55"/>
-              <w:left w:type="dxa" w:w="100"/>
-              <w:bottom w:type="dxa" w:w="55"/>
-              <w:right w:type="dxa" w:w="100"/>
-            </w:tcMar>
-          </w:tcPr>
-          <w:p>
-            <w:pPr>
-              <w:spacing w:after="0"/>
-            </w:pPr>
-            <w:r>
-              <w:rPr>
-                <w:rFonts w:ascii="Malgun Gothic" w:cs="Malgun Gothic" w:eastAsia="Malgun Gothic" w:hAnsi="Malgun Gothic"/>
-                <w:b w:val="false"/>
-                <w:bCs w:val="false"/>
-                <w:sz w:val="18"/>
-                <w:szCs w:val="18"/>
-              </w:rPr>
-              <w:t xml:space="preserve">위치 14 + 토크 14 + 속도 14</w:t>
-            </w:r>
-          </w:p>
-        </w:tc>
-        <w:tc>
-          <w:tcPr>
-            <w:tcW w:type="dxa" w:w="4513"/>
-            <w:tcMar>
-              <w:top w:type="dxa" w:w="55"/>
-              <w:left w:type="dxa" w:w="100"/>
-              <w:bottom w:type="dxa" w:w="55"/>
-              <w:right w:type="dxa" w:w="100"/>
-            </w:tcMar>
-          </w:tcPr>
-          <w:p>
-            <w:pPr>
-              <w:spacing w:after="0"/>
-            </w:pPr>
-            <w:r>
-              <w:rPr>
-                <w:rFonts w:ascii="Malgun Gothic" w:cs="Malgun Gothic" w:eastAsia="Malgun Gothic" w:hAnsi="Malgun Gothic"/>
-                <w:b w:val="false"/>
-                <w:bCs w:val="false"/>
-                <w:sz w:val="18"/>
-                <w:szCs w:val="18"/>
-              </w:rPr>
-              <w:t xml:space="preserve">양팔 7자유도씩</w:t>
-            </w:r>
-          </w:p>
-        </w:tc>
-      </w:tr>
-      <w:tr>
-        <w:tc>
-          <w:tcPr>
-            <w:tcW w:type="dxa" w:w="1805"/>
-            <w:tcMar>
-              <w:top w:type="dxa" w:w="55"/>
-              <w:left w:type="dxa" w:w="100"/>
-              <w:bottom w:type="dxa" w:w="55"/>
-              <w:right w:type="dxa" w:w="100"/>
-            </w:tcMar>
-          </w:tcPr>
-          <w:p>
-            <w:pPr>
-              <w:spacing w:after="0"/>
-            </w:pPr>
-            <w:r>
-              <w:rPr>
-                <w:rFonts w:ascii="Malgun Gothic" w:cs="Malgun Gothic" w:eastAsia="Malgun Gothic" w:hAnsi="Malgun Gothic"/>
-                <w:b/>
-                <w:bCs/>
-                <w:sz w:val="18"/>
-                <w:szCs w:val="18"/>
-              </w:rPr>
-              <w:t xml:space="preserve">머리 / 허리</w:t>
-            </w:r>
-          </w:p>
-        </w:tc>
-        <w:tc>
-          <w:tcPr>
-            <w:tcW w:type="dxa" w:w="2708"/>
-            <w:tcMar>
-              <w:top w:type="dxa" w:w="55"/>
-              <w:left w:type="dxa" w:w="100"/>
-              <w:bottom w:type="dxa" w:w="55"/>
-              <w:right w:type="dxa" w:w="100"/>
-            </w:tcMar>
-          </w:tcPr>
-          <w:p>
-            <w:pPr>
-              <w:spacing w:after="0"/>
-            </w:pPr>
-            <w:r>
-              <w:rPr>
-                <w:rFonts w:ascii="Malgun Gothic" w:cs="Malgun Gothic" w:eastAsia="Malgun Gothic" w:hAnsi="Malgun Gothic"/>
-                <w:b w:val="false"/>
-                <w:bCs w:val="false"/>
-                <w:sz w:val="18"/>
-                <w:szCs w:val="18"/>
-              </w:rPr>
-              <w:t xml:space="preserve">3 / 5</w:t>
-            </w:r>
-          </w:p>
-        </w:tc>
-        <w:tc>
-          <w:tcPr>
-            <w:tcW w:type="dxa" w:w="4513"/>
-            <w:tcMar>
-              <w:top w:type="dxa" w:w="55"/>
-              <w:left w:type="dxa" w:w="100"/>
-              <w:bottom w:type="dxa" w:w="55"/>
-              <w:right w:type="dxa" w:w="100"/>
-            </w:tcMar>
-          </w:tcPr>
-          <w:p>
-            <w:pPr>
-              <w:spacing w:after="0"/>
-            </w:pPr>
-            <w:r>
-              <w:rPr>
-                <w:rFonts w:ascii="Malgun Gothic" w:cs="Malgun Gothic" w:eastAsia="Malgun Gothic" w:hAnsi="Malgun Gothic"/>
-                <w:b w:val="false"/>
-                <w:bCs w:val="false"/>
-                <w:sz w:val="18"/>
-                <w:szCs w:val="18"/>
-              </w:rPr>
-              <w:t xml:space="preserve">각도</w:t>
-            </w:r>
-          </w:p>
-        </w:tc>
-      </w:tr>
-      <w:tr>
-        <w:tc>
-          <w:tcPr>
-            <w:tcW w:type="dxa" w:w="1805"/>
-            <w:tcMar>
-              <w:top w:type="dxa" w:w="55"/>
-              <w:left w:type="dxa" w:w="100"/>
-              <w:bottom w:type="dxa" w:w="55"/>
-              <w:right w:type="dxa" w:w="100"/>
-            </w:tcMar>
-          </w:tcPr>
-          <w:p>
-            <w:pPr>
-              <w:spacing w:after="0"/>
-            </w:pPr>
-            <w:r>
-              <w:rPr>
-                <w:rFonts w:ascii="Malgun Gothic" w:cs="Malgun Gothic" w:eastAsia="Malgun Gothic" w:hAnsi="Malgun Gothic"/>
-                <w:b/>
-                <w:bCs/>
-                <w:sz w:val="18"/>
-                <w:szCs w:val="18"/>
-              </w:rPr>
-              <w:t xml:space="preserve">베이스 (B·C·D·E)</w:t>
-            </w:r>
-          </w:p>
-        </w:tc>
-        <w:tc>
-          <w:tcPr>
-            <w:tcW w:type="dxa" w:w="2708"/>
-            <w:tcMar>
-              <w:top w:type="dxa" w:w="55"/>
-              <w:left w:type="dxa" w:w="100"/>
-              <w:bottom w:type="dxa" w:w="55"/>
-              <w:right w:type="dxa" w:w="100"/>
-            </w:tcMar>
-          </w:tcPr>
-          <w:p>
-            <w:pPr>
-              <w:spacing w:after="0"/>
-            </w:pPr>
-            <w:r>
-              <w:rPr>
-                <w:rFonts w:ascii="Malgun Gothic" w:cs="Malgun Gothic" w:eastAsia="Malgun Gothic" w:hAnsi="Malgun Gothic"/>
-                <w:b w:val="false"/>
-                <w:bCs w:val="false"/>
-                <w:sz w:val="18"/>
-                <w:szCs w:val="18"/>
-              </w:rPr>
-              <w:t xml:space="preserve">위치 3 + 자세 4</w:t>
-            </w:r>
-          </w:p>
-        </w:tc>
-        <w:tc>
-          <w:tcPr>
-            <w:tcW w:type="dxa" w:w="4513"/>
-            <w:tcMar>
-              <w:top w:type="dxa" w:w="55"/>
-              <w:left w:type="dxa" w:w="100"/>
-              <w:bottom w:type="dxa" w:w="55"/>
-              <w:right w:type="dxa" w:w="100"/>
-            </w:tcMar>
-          </w:tcPr>
-          <w:p>
-            <w:pPr>
-              <w:spacing w:after="0"/>
-            </w:pPr>
-            <w:r>
-              <w:rPr>
-                <w:rFonts w:ascii="Malgun Gothic" w:cs="Malgun Gothic" w:eastAsia="Malgun Gothic" w:hAnsi="Malgun Gothic"/>
-                <w:b w:val="false"/>
-                <w:bCs w:val="false"/>
-                <w:sz w:val="18"/>
-                <w:szCs w:val="18"/>
-              </w:rPr>
-              <w:t xml:space="preserve">이동 로봇의 오도메트리</w:t>
-            </w:r>
-          </w:p>
-        </w:tc>
-      </w:tr>
-      <w:tr>
-        <w:tc>
-          <w:tcPr>
-            <w:tcW w:type="dxa" w:w="1805"/>
-            <w:tcMar>
-              <w:top w:type="dxa" w:w="55"/>
-              <w:left w:type="dxa" w:w="100"/>
-              <w:bottom w:type="dxa" w:w="55"/>
-              <w:right w:type="dxa" w:w="100"/>
-            </w:tcMar>
-          </w:tcPr>
-          <w:p>
-            <w:pPr>
-              <w:spacing w:after="0"/>
-            </w:pPr>
-            <w:r>
-              <w:rPr>
-                <w:rFonts w:ascii="Malgun Gothic" w:cs="Malgun Gothic" w:eastAsia="Malgun Gothic" w:hAnsi="Malgun Gothic"/>
-                <w:b/>
-                <w:bCs/>
-                <w:sz w:val="18"/>
-                <w:szCs w:val="18"/>
-              </w:rPr>
-              <w:t xml:space="preserve">RL mode (D만)</w:t>
-            </w:r>
-          </w:p>
-        </w:tc>
-        <w:tc>
-          <w:tcPr>
-            <w:tcW w:type="dxa" w:w="2708"/>
-            <w:tcMar>
-              <w:top w:type="dxa" w:w="55"/>
-              <w:left w:type="dxa" w:w="100"/>
-              <w:bottom w:type="dxa" w:w="55"/>
-              <w:right w:type="dxa" w:w="100"/>
-            </w:tcMar>
-          </w:tcPr>
-          <w:p>
-            <w:pPr>
-              <w:spacing w:after="0"/>
-            </w:pPr>
-            <w:r>
-              <w:rPr>
-                <w:rFonts w:ascii="Malgun Gothic" w:cs="Malgun Gothic" w:eastAsia="Malgun Gothic" w:hAnsi="Malgun Gothic"/>
-                <w:b w:val="false"/>
-                <w:bCs w:val="false"/>
-                <w:sz w:val="18"/>
-                <w:szCs w:val="18"/>
-              </w:rPr>
-              <w:t xml:space="preserve">23</w:t>
-            </w:r>
-          </w:p>
-        </w:tc>
-        <w:tc>
-          <w:tcPr>
-            <w:tcW w:type="dxa" w:w="4513"/>
-            <w:tcMar>
-              <w:top w:type="dxa" w:w="55"/>
-              <w:left w:type="dxa" w:w="100"/>
-              <w:bottom w:type="dxa" w:w="55"/>
-              <w:right w:type="dxa" w:w="100"/>
-            </w:tcMar>
-          </w:tcPr>
-          <w:p>
-            <w:pPr>
-              <w:spacing w:after="0"/>
-            </w:pPr>
-            <w:r>
-              <w:rPr>
-                <w:rFonts w:ascii="Malgun Gothic" w:cs="Malgun Gothic" w:eastAsia="Malgun Gothic" w:hAnsi="Malgun Gothic"/>
-                <w:b w:val="false"/>
-                <w:bCs w:val="false"/>
-                <w:sz w:val="18"/>
-                <w:szCs w:val="18"/>
-              </w:rPr>
-              <w:t xml:space="preserve">관절·머리·허리·EE의 제어 모드 플래그</w:t>
-            </w:r>
-          </w:p>
-        </w:tc>
-      </w:tr>
-      <w:tr>
-        <w:tc>
-          <w:tcPr>
-            <w:tcW w:type="dxa" w:w="1805"/>
-            <w:tcMar>
-              <w:top w:type="dxa" w:w="55"/>
-              <w:left w:type="dxa" w:w="100"/>
-              <w:bottom w:type="dxa" w:w="55"/>
-              <w:right w:type="dxa" w:w="100"/>
-            </w:tcMar>
-          </w:tcPr>
-          <w:p>
-            <w:pPr>
-              <w:spacing w:after="0"/>
-            </w:pPr>
-            <w:r>
-              <w:rPr>
-                <w:rFonts w:ascii="Malgun Gothic" w:cs="Malgun Gothic" w:eastAsia="Malgun Gothic" w:hAnsi="Malgun Gothic"/>
-                <w:b/>
-                <w:bCs/>
-                <w:sz w:val="18"/>
-                <w:szCs w:val="18"/>
-              </w:rPr>
-              <w:t xml:space="preserve">카메라 extrinsics</w:t>
-            </w:r>
-          </w:p>
-        </w:tc>
-        <w:tc>
-          <w:tcPr>
-            <w:tcW w:type="dxa" w:w="2708"/>
-            <w:tcMar>
-              <w:top w:type="dxa" w:w="55"/>
-              <w:left w:type="dxa" w:w="100"/>
-              <w:bottom w:type="dxa" w:w="55"/>
-              <w:right w:type="dxa" w:w="100"/>
-            </w:tcMar>
-          </w:tcPr>
-          <w:p>
-            <w:pPr>
-              <w:spacing w:after="0"/>
-            </w:pPr>
-            <w:r>
-              <w:rPr>
-                <w:rFonts w:ascii="Malgun Gothic" w:cs="Malgun Gothic" w:eastAsia="Malgun Gothic" w:hAnsi="Malgun Gothic"/>
-                <w:b w:val="false"/>
-                <w:bCs w:val="false"/>
-                <w:sz w:val="18"/>
-                <w:szCs w:val="18"/>
-              </w:rPr>
-              <w:t xml:space="preserve">72 (6대 × R 9 + t 3)</w:t>
-            </w:r>
-          </w:p>
-        </w:tc>
-        <w:tc>
-          <w:tcPr>
-            <w:tcW w:type="dxa" w:w="4513"/>
-            <w:tcMar>
-              <w:top w:type="dxa" w:w="55"/>
-              <w:left w:type="dxa" w:w="100"/>
-              <w:bottom w:type="dxa" w:w="55"/>
-              <w:right w:type="dxa" w:w="100"/>
-            </w:tcMar>
-          </w:tcPr>
-          <w:p>
-            <w:pPr>
-              <w:spacing w:after="0"/>
-            </w:pPr>
-            <w:r>
-              <w:rPr>
-                <w:rFonts w:ascii="Malgun Gothic" w:cs="Malgun Gothic" w:eastAsia="Malgun Gothic" w:hAnsi="Malgun Gothic"/>
-                <w:b w:val="false"/>
-                <w:bCs w:val="false"/>
-                <w:sz w:val="18"/>
-                <w:szCs w:val="18"/>
-              </w:rPr>
-              <w:t xml:space="preserve">카메라 장착 위치·자세가 state에 내장</w:t>
-            </w:r>
-          </w:p>
-        </w:tc>
-      </w:tr>
-    </w:tbl>
-    <w:p>
-      <w:pPr>
-        <w:spacing w:after="120" w:before="90"/>
+        <w:t xml:space="preserve">그림 6. parquet 파일 하나를 표로 펼친 모습(위)과 state 벡터를 구성 요소별로 분해한 모습(아래). 컬럼은 7개뿐이고 모든 센서 값이 state 한 벡터에 몰려 있어, 원하는 값을 쓰려면 field_descriptions의 인덱스로 잘라내야 한다.</w:t>
+      </w:r>
+    </w:p>
+    <w:p>
+      <w:pPr>
+        <w:spacing w:after="120" w:before="60"/>
       </w:pPr>
       <w:r>
         <w:rPr>
@@ -2587,44 +1936,7 @@
           <w:sz w:val="20"/>
           <w:szCs w:val="20"/>
         </w:rPr>
-        <w:t xml:space="preserve">action(40/44)은 그리퍼 2 + EE 목표 위치 6·자세 8 + 관절 14 + 머리 3 + 허리 5 + 베이스 속도(구형 2 / 신형 6)다. RL 카테고리에도 보상(reward) 컬럼은 없다 — 스키마 D의 차이는 mode 신호뿐이다.</w:t>
-      </w:r>
-    </w:p>
-    <w:p>
-      <w:pPr>
-        <w:pStyle w:val="Heading1"/>
-        <w:spacing w:after="150" w:before="300"/>
-      </w:pPr>
-      <w:r>
-        <w:rPr>
-          <w:rFonts w:ascii="Malgun Gothic" w:cs="Malgun Gothic" w:eastAsia="Malgun Gothic" w:hAnsi="Malgun Gothic"/>
-          <w:b/>
-          <w:bCs/>
-          <w:color w:val="2F5496"/>
-          <w:sz w:val="30"/>
-          <w:szCs w:val="30"/>
-        </w:rPr>
-        <w:t xml:space="preserve">6. 3계층 주석 — 이 데이터셋의 최대 강점</w:t>
-      </w:r>
-    </w:p>
-    <w:p>
-      <w:pPr>
-        <w:pBdr>
-          <w:left w:val="single" w:color="2F5496" w:sz="18" w:space="8"/>
-        </w:pBdr>
-        <w:shd w:fill="EAF1FB" w:val="clear"/>
-        <w:spacing w:after="150" w:before="60"/>
-      </w:pPr>
-      <w:r>
-        <w:rPr>
-          <w:rFonts w:ascii="Malgun Gothic" w:cs="Malgun Gothic" w:eastAsia="Malgun Gothic" w:hAnsi="Malgun Gothic"/>
-          <w:b/>
-          <w:bCs/>
-          <w:color w:val="1F3864"/>
-          <w:sz w:val="21"/>
-          <w:szCs w:val="21"/>
-        </w:rPr>
-        <w:t xml:space="preserve">에피소드의 전 구간이 프레임 단위로 라벨링되어 있다: ① 서브태스크 지시문+성공 여부, ② 조작 객체 2D 박스, ③ 스킬 단위 세그먼트. 전부 info.json 안에 들어 있다.</w:t>
+        <w:t xml:space="preserve">state의 3분의 1(72차원)이 카메라 6대의 장착 위치·자세라는 점이 눈에 띈다. 로봇 상태와 카메라 외부 파라미터가 같은 벡터에 섞여 있는 구조로, 영상과 3D 좌표를 함께 다룰 때는 유용하지만 순수 관절 제어만 쓸 경우에는 걸러내야 하는 부분이다.</w:t>
       </w:r>
     </w:p>
     <w:p>
@@ -2635,7 +1947,7 @@
       <w:r>
         <w:drawing>
           <wp:inline distT="0" distB="0" distL="0" distR="0">
-            <wp:extent cx="6096000" cy="2076450"/>
+            <wp:extent cx="6096000" cy="2724150"/>
             <wp:effectExtent t="0" r="0" b="0" l="0"/>
             <wp:docPr id="1" name="" descr="" title=""/>
             <wp:cNvGraphicFramePr>
@@ -2660,7 +1972,7 @@
                   <pic:spPr bwMode="auto">
                     <a:xfrm>
                       <a:off x="0" y="0"/>
-                      <a:ext cx="6096000" cy="2076450"/>
+                      <a:ext cx="6096000" cy="2724150"/>
                     </a:xfrm>
                     <a:prstGeom prst="rect">
                       <a:avLst/>
@@ -2687,7 +1999,721 @@
           <w:sz w:val="17"/>
           <w:szCs w:val="17"/>
         </w:rPr>
-        <w:t xml:space="preserve">그림 7. 한 에피소드(task_3777 ep0)의 3계층 주석 타임라인. 파랑=Task Frame(반복 1회마다 지시문+성공 라벨), 주황=2D BBox 유효 구간, 초록=스킬 세그먼트.</w:t>
+        <w:t xml:space="preserve">그림 7. 스키마 5종의 구조 — 코어 관측(그리퍼·EE 힘토크/속도/자세·관절 위치/토크/속도·머리·허리) + 베이스 위치·자세(+7) + RL 제어 mode(+23) + 카메라 6대 외부파라미터(72). 스키마는 태스크가 아니라 수집 구간(tar)별로 다를 수 있다.</w:t>
+      </w:r>
+    </w:p>
+    <w:tbl>
+      <w:tblPr>
+        <w:tblW w:type="dxa" w:w="9026"/>
+        <w:tblBorders>
+          <w:top w:val="single" w:color="auto" w:sz="4"/>
+          <w:left w:val="single" w:color="auto" w:sz="4"/>
+          <w:bottom w:val="single" w:color="auto" w:sz="4"/>
+          <w:right w:val="single" w:color="auto" w:sz="4"/>
+          <w:insideH w:val="single" w:color="auto" w:sz="4"/>
+          <w:insideV w:val="single" w:color="auto" w:sz="4"/>
+        </w:tblBorders>
+      </w:tblPr>
+      <w:tblGrid>
+        <w:gridCol w:w="1805"/>
+        <w:gridCol w:w="2708"/>
+        <w:gridCol w:w="4513"/>
+      </w:tblGrid>
+      <w:tr>
+        <w:trPr>
+          <w:tblHeader/>
+        </w:trPr>
+        <w:tc>
+          <w:tcPr>
+            <w:tcW w:type="dxa" w:w="1805"/>
+            <w:shd w:fill="D9E2F3" w:val="clear"/>
+            <w:tcMar>
+              <w:top w:type="dxa" w:w="55"/>
+              <w:left w:type="dxa" w:w="100"/>
+              <w:bottom w:type="dxa" w:w="55"/>
+              <w:right w:type="dxa" w:w="100"/>
+            </w:tcMar>
+          </w:tcPr>
+          <w:p>
+            <w:pPr>
+              <w:spacing w:after="0"/>
+            </w:pPr>
+            <w:r>
+              <w:rPr>
+                <w:rFonts w:ascii="Malgun Gothic" w:cs="Malgun Gothic" w:eastAsia="Malgun Gothic" w:hAnsi="Malgun Gothic"/>
+                <w:b/>
+                <w:bCs/>
+                <w:sz w:val="18"/>
+                <w:szCs w:val="18"/>
+              </w:rPr>
+              <w:t xml:space="preserve">구성 요소</w:t>
+            </w:r>
+          </w:p>
+        </w:tc>
+        <w:tc>
+          <w:tcPr>
+            <w:tcW w:type="dxa" w:w="2708"/>
+            <w:shd w:fill="D9E2F3" w:val="clear"/>
+            <w:tcMar>
+              <w:top w:type="dxa" w:w="55"/>
+              <w:left w:type="dxa" w:w="100"/>
+              <w:bottom w:type="dxa" w:w="55"/>
+              <w:right w:type="dxa" w:w="100"/>
+            </w:tcMar>
+          </w:tcPr>
+          <w:p>
+            <w:pPr>
+              <w:spacing w:after="0"/>
+            </w:pPr>
+            <w:r>
+              <w:rPr>
+                <w:rFonts w:ascii="Malgun Gothic" w:cs="Malgun Gothic" w:eastAsia="Malgun Gothic" w:hAnsi="Malgun Gothic"/>
+                <w:b/>
+                <w:bCs/>
+                <w:sz w:val="18"/>
+                <w:szCs w:val="18"/>
+              </w:rPr>
+              <w:t xml:space="preserve">차원</w:t>
+            </w:r>
+          </w:p>
+        </w:tc>
+        <w:tc>
+          <w:tcPr>
+            <w:tcW w:type="dxa" w:w="4513"/>
+            <w:shd w:fill="D9E2F3" w:val="clear"/>
+            <w:tcMar>
+              <w:top w:type="dxa" w:w="55"/>
+              <w:left w:type="dxa" w:w="100"/>
+              <w:bottom w:type="dxa" w:w="55"/>
+              <w:right w:type="dxa" w:w="100"/>
+            </w:tcMar>
+          </w:tcPr>
+          <w:p>
+            <w:pPr>
+              <w:spacing w:after="0"/>
+            </w:pPr>
+            <w:r>
+              <w:rPr>
+                <w:rFonts w:ascii="Malgun Gothic" w:cs="Malgun Gothic" w:eastAsia="Malgun Gothic" w:hAnsi="Malgun Gothic"/>
+                <w:b/>
+                <w:bCs/>
+                <w:sz w:val="18"/>
+                <w:szCs w:val="18"/>
+              </w:rPr>
+              <w:t xml:space="preserve">내용</w:t>
+            </w:r>
+          </w:p>
+        </w:tc>
+      </w:tr>
+      <w:tr>
+        <w:tc>
+          <w:tcPr>
+            <w:tcW w:type="dxa" w:w="1805"/>
+            <w:tcMar>
+              <w:top w:type="dxa" w:w="55"/>
+              <w:left w:type="dxa" w:w="100"/>
+              <w:bottom w:type="dxa" w:w="55"/>
+              <w:right w:type="dxa" w:w="100"/>
+            </w:tcMar>
+          </w:tcPr>
+          <w:p>
+            <w:pPr>
+              <w:spacing w:after="0"/>
+            </w:pPr>
+            <w:r>
+              <w:rPr>
+                <w:rFonts w:ascii="Malgun Gothic" w:cs="Malgun Gothic" w:eastAsia="Malgun Gothic" w:hAnsi="Malgun Gothic"/>
+                <w:b/>
+                <w:bCs/>
+                <w:sz w:val="18"/>
+                <w:szCs w:val="18"/>
+              </w:rPr>
+              <w:t xml:space="preserve">그리퍼</w:t>
+            </w:r>
+          </w:p>
+        </w:tc>
+        <w:tc>
+          <w:tcPr>
+            <w:tcW w:type="dxa" w:w="2708"/>
+            <w:tcMar>
+              <w:top w:type="dxa" w:w="55"/>
+              <w:left w:type="dxa" w:w="100"/>
+              <w:bottom w:type="dxa" w:w="55"/>
+              <w:right w:type="dxa" w:w="100"/>
+            </w:tcMar>
+          </w:tcPr>
+          <w:p>
+            <w:pPr>
+              <w:spacing w:after="0"/>
+            </w:pPr>
+            <w:r>
+              <w:rPr>
+                <w:rFonts w:ascii="Malgun Gothic" w:cs="Malgun Gothic" w:eastAsia="Malgun Gothic" w:hAnsi="Malgun Gothic"/>
+                <w:b w:val="false"/>
+                <w:bCs w:val="false"/>
+                <w:sz w:val="18"/>
+                <w:szCs w:val="18"/>
+              </w:rPr>
+              <w:t xml:space="preserve">좌/우 각 1</w:t>
+            </w:r>
+          </w:p>
+        </w:tc>
+        <w:tc>
+          <w:tcPr>
+            <w:tcW w:type="dxa" w:w="4513"/>
+            <w:tcMar>
+              <w:top w:type="dxa" w:w="55"/>
+              <w:left w:type="dxa" w:w="100"/>
+              <w:bottom w:type="dxa" w:w="55"/>
+              <w:right w:type="dxa" w:w="100"/>
+            </w:tcMar>
+          </w:tcPr>
+          <w:p>
+            <w:pPr>
+              <w:spacing w:after="0"/>
+            </w:pPr>
+            <w:r>
+              <w:rPr>
+                <w:rFonts w:ascii="Malgun Gothic" w:cs="Malgun Gothic" w:eastAsia="Malgun Gothic" w:hAnsi="Malgun Gothic"/>
+                <w:b w:val="false"/>
+                <w:bCs w:val="false"/>
+                <w:sz w:val="18"/>
+                <w:szCs w:val="18"/>
+              </w:rPr>
+              <w:t xml:space="preserve">개폐 정도</w:t>
+            </w:r>
+          </w:p>
+        </w:tc>
+      </w:tr>
+      <w:tr>
+        <w:tc>
+          <w:tcPr>
+            <w:tcW w:type="dxa" w:w="1805"/>
+            <w:tcMar>
+              <w:top w:type="dxa" w:w="55"/>
+              <w:left w:type="dxa" w:w="100"/>
+              <w:bottom w:type="dxa" w:w="55"/>
+              <w:right w:type="dxa" w:w="100"/>
+            </w:tcMar>
+          </w:tcPr>
+          <w:p>
+            <w:pPr>
+              <w:spacing w:after="0"/>
+            </w:pPr>
+            <w:r>
+              <w:rPr>
+                <w:rFonts w:ascii="Malgun Gothic" w:cs="Malgun Gothic" w:eastAsia="Malgun Gothic" w:hAnsi="Malgun Gothic"/>
+                <w:b/>
+                <w:bCs/>
+                <w:sz w:val="18"/>
+                <w:szCs w:val="18"/>
+              </w:rPr>
+              <w:t xml:space="preserve">End-Effector</w:t>
+            </w:r>
+          </w:p>
+        </w:tc>
+        <w:tc>
+          <w:tcPr>
+            <w:tcW w:type="dxa" w:w="2708"/>
+            <w:tcMar>
+              <w:top w:type="dxa" w:w="55"/>
+              <w:left w:type="dxa" w:w="100"/>
+              <w:bottom w:type="dxa" w:w="55"/>
+              <w:right w:type="dxa" w:w="100"/>
+            </w:tcMar>
+          </w:tcPr>
+          <w:p>
+            <w:pPr>
+              <w:spacing w:after="0"/>
+            </w:pPr>
+            <w:r>
+              <w:rPr>
+                <w:rFonts w:ascii="Malgun Gothic" w:cs="Malgun Gothic" w:eastAsia="Malgun Gothic" w:hAnsi="Malgun Gothic"/>
+                <w:b w:val="false"/>
+                <w:bCs w:val="false"/>
+                <w:sz w:val="18"/>
+                <w:szCs w:val="18"/>
+              </w:rPr>
+              <w:t xml:space="preserve">wrench 12~24 + 속도 12~24 + 자세 8 + 위치 6</w:t>
+            </w:r>
+          </w:p>
+        </w:tc>
+        <w:tc>
+          <w:tcPr>
+            <w:tcW w:type="dxa" w:w="4513"/>
+            <w:tcMar>
+              <w:top w:type="dxa" w:w="55"/>
+              <w:left w:type="dxa" w:w="100"/>
+              <w:bottom w:type="dxa" w:w="55"/>
+              <w:right w:type="dxa" w:w="100"/>
+            </w:tcMar>
+          </w:tcPr>
+          <w:p>
+            <w:pPr>
+              <w:spacing w:after="0"/>
+            </w:pPr>
+            <w:r>
+              <w:rPr>
+                <w:rFonts w:ascii="Malgun Gothic" w:cs="Malgun Gothic" w:eastAsia="Malgun Gothic" w:hAnsi="Malgun Gothic"/>
+                <w:b w:val="false"/>
+                <w:bCs w:val="false"/>
+                <w:sz w:val="18"/>
+                <w:szCs w:val="18"/>
+              </w:rPr>
+              <w:t xml:space="preserve">양팔 말단의 힘토크·속도·자세 — 접촉 힘 정보가 실제로 존재</w:t>
+            </w:r>
+          </w:p>
+        </w:tc>
+      </w:tr>
+      <w:tr>
+        <w:tc>
+          <w:tcPr>
+            <w:tcW w:type="dxa" w:w="1805"/>
+            <w:tcMar>
+              <w:top w:type="dxa" w:w="55"/>
+              <w:left w:type="dxa" w:w="100"/>
+              <w:bottom w:type="dxa" w:w="55"/>
+              <w:right w:type="dxa" w:w="100"/>
+            </w:tcMar>
+          </w:tcPr>
+          <w:p>
+            <w:pPr>
+              <w:spacing w:after="0"/>
+            </w:pPr>
+            <w:r>
+              <w:rPr>
+                <w:rFonts w:ascii="Malgun Gothic" w:cs="Malgun Gothic" w:eastAsia="Malgun Gothic" w:hAnsi="Malgun Gothic"/>
+                <w:b/>
+                <w:bCs/>
+                <w:sz w:val="18"/>
+                <w:szCs w:val="18"/>
+              </w:rPr>
+              <w:t xml:space="preserve">관절</w:t>
+            </w:r>
+          </w:p>
+        </w:tc>
+        <w:tc>
+          <w:tcPr>
+            <w:tcW w:type="dxa" w:w="2708"/>
+            <w:tcMar>
+              <w:top w:type="dxa" w:w="55"/>
+              <w:left w:type="dxa" w:w="100"/>
+              <w:bottom w:type="dxa" w:w="55"/>
+              <w:right w:type="dxa" w:w="100"/>
+            </w:tcMar>
+          </w:tcPr>
+          <w:p>
+            <w:pPr>
+              <w:spacing w:after="0"/>
+            </w:pPr>
+            <w:r>
+              <w:rPr>
+                <w:rFonts w:ascii="Malgun Gothic" w:cs="Malgun Gothic" w:eastAsia="Malgun Gothic" w:hAnsi="Malgun Gothic"/>
+                <w:b w:val="false"/>
+                <w:bCs w:val="false"/>
+                <w:sz w:val="18"/>
+                <w:szCs w:val="18"/>
+              </w:rPr>
+              <w:t xml:space="preserve">위치 14 + 토크 14 + 속도 14</w:t>
+            </w:r>
+          </w:p>
+        </w:tc>
+        <w:tc>
+          <w:tcPr>
+            <w:tcW w:type="dxa" w:w="4513"/>
+            <w:tcMar>
+              <w:top w:type="dxa" w:w="55"/>
+              <w:left w:type="dxa" w:w="100"/>
+              <w:bottom w:type="dxa" w:w="55"/>
+              <w:right w:type="dxa" w:w="100"/>
+            </w:tcMar>
+          </w:tcPr>
+          <w:p>
+            <w:pPr>
+              <w:spacing w:after="0"/>
+            </w:pPr>
+            <w:r>
+              <w:rPr>
+                <w:rFonts w:ascii="Malgun Gothic" w:cs="Malgun Gothic" w:eastAsia="Malgun Gothic" w:hAnsi="Malgun Gothic"/>
+                <w:b w:val="false"/>
+                <w:bCs w:val="false"/>
+                <w:sz w:val="18"/>
+                <w:szCs w:val="18"/>
+              </w:rPr>
+              <w:t xml:space="preserve">양팔 7자유도씩</w:t>
+            </w:r>
+          </w:p>
+        </w:tc>
+      </w:tr>
+      <w:tr>
+        <w:tc>
+          <w:tcPr>
+            <w:tcW w:type="dxa" w:w="1805"/>
+            <w:tcMar>
+              <w:top w:type="dxa" w:w="55"/>
+              <w:left w:type="dxa" w:w="100"/>
+              <w:bottom w:type="dxa" w:w="55"/>
+              <w:right w:type="dxa" w:w="100"/>
+            </w:tcMar>
+          </w:tcPr>
+          <w:p>
+            <w:pPr>
+              <w:spacing w:after="0"/>
+            </w:pPr>
+            <w:r>
+              <w:rPr>
+                <w:rFonts w:ascii="Malgun Gothic" w:cs="Malgun Gothic" w:eastAsia="Malgun Gothic" w:hAnsi="Malgun Gothic"/>
+                <w:b/>
+                <w:bCs/>
+                <w:sz w:val="18"/>
+                <w:szCs w:val="18"/>
+              </w:rPr>
+              <w:t xml:space="preserve">머리 / 허리</w:t>
+            </w:r>
+          </w:p>
+        </w:tc>
+        <w:tc>
+          <w:tcPr>
+            <w:tcW w:type="dxa" w:w="2708"/>
+            <w:tcMar>
+              <w:top w:type="dxa" w:w="55"/>
+              <w:left w:type="dxa" w:w="100"/>
+              <w:bottom w:type="dxa" w:w="55"/>
+              <w:right w:type="dxa" w:w="100"/>
+            </w:tcMar>
+          </w:tcPr>
+          <w:p>
+            <w:pPr>
+              <w:spacing w:after="0"/>
+            </w:pPr>
+            <w:r>
+              <w:rPr>
+                <w:rFonts w:ascii="Malgun Gothic" w:cs="Malgun Gothic" w:eastAsia="Malgun Gothic" w:hAnsi="Malgun Gothic"/>
+                <w:b w:val="false"/>
+                <w:bCs w:val="false"/>
+                <w:sz w:val="18"/>
+                <w:szCs w:val="18"/>
+              </w:rPr>
+              <w:t xml:space="preserve">3 / 5</w:t>
+            </w:r>
+          </w:p>
+        </w:tc>
+        <w:tc>
+          <w:tcPr>
+            <w:tcW w:type="dxa" w:w="4513"/>
+            <w:tcMar>
+              <w:top w:type="dxa" w:w="55"/>
+              <w:left w:type="dxa" w:w="100"/>
+              <w:bottom w:type="dxa" w:w="55"/>
+              <w:right w:type="dxa" w:w="100"/>
+            </w:tcMar>
+          </w:tcPr>
+          <w:p>
+            <w:pPr>
+              <w:spacing w:after="0"/>
+            </w:pPr>
+            <w:r>
+              <w:rPr>
+                <w:rFonts w:ascii="Malgun Gothic" w:cs="Malgun Gothic" w:eastAsia="Malgun Gothic" w:hAnsi="Malgun Gothic"/>
+                <w:b w:val="false"/>
+                <w:bCs w:val="false"/>
+                <w:sz w:val="18"/>
+                <w:szCs w:val="18"/>
+              </w:rPr>
+              <w:t xml:space="preserve">각도</w:t>
+            </w:r>
+          </w:p>
+        </w:tc>
+      </w:tr>
+      <w:tr>
+        <w:tc>
+          <w:tcPr>
+            <w:tcW w:type="dxa" w:w="1805"/>
+            <w:tcMar>
+              <w:top w:type="dxa" w:w="55"/>
+              <w:left w:type="dxa" w:w="100"/>
+              <w:bottom w:type="dxa" w:w="55"/>
+              <w:right w:type="dxa" w:w="100"/>
+            </w:tcMar>
+          </w:tcPr>
+          <w:p>
+            <w:pPr>
+              <w:spacing w:after="0"/>
+            </w:pPr>
+            <w:r>
+              <w:rPr>
+                <w:rFonts w:ascii="Malgun Gothic" w:cs="Malgun Gothic" w:eastAsia="Malgun Gothic" w:hAnsi="Malgun Gothic"/>
+                <w:b/>
+                <w:bCs/>
+                <w:sz w:val="18"/>
+                <w:szCs w:val="18"/>
+              </w:rPr>
+              <w:t xml:space="preserve">베이스 (B·C·D·E)</w:t>
+            </w:r>
+          </w:p>
+        </w:tc>
+        <w:tc>
+          <w:tcPr>
+            <w:tcW w:type="dxa" w:w="2708"/>
+            <w:tcMar>
+              <w:top w:type="dxa" w:w="55"/>
+              <w:left w:type="dxa" w:w="100"/>
+              <w:bottom w:type="dxa" w:w="55"/>
+              <w:right w:type="dxa" w:w="100"/>
+            </w:tcMar>
+          </w:tcPr>
+          <w:p>
+            <w:pPr>
+              <w:spacing w:after="0"/>
+            </w:pPr>
+            <w:r>
+              <w:rPr>
+                <w:rFonts w:ascii="Malgun Gothic" w:cs="Malgun Gothic" w:eastAsia="Malgun Gothic" w:hAnsi="Malgun Gothic"/>
+                <w:b w:val="false"/>
+                <w:bCs w:val="false"/>
+                <w:sz w:val="18"/>
+                <w:szCs w:val="18"/>
+              </w:rPr>
+              <w:t xml:space="preserve">위치 3 + 자세 4</w:t>
+            </w:r>
+          </w:p>
+        </w:tc>
+        <w:tc>
+          <w:tcPr>
+            <w:tcW w:type="dxa" w:w="4513"/>
+            <w:tcMar>
+              <w:top w:type="dxa" w:w="55"/>
+              <w:left w:type="dxa" w:w="100"/>
+              <w:bottom w:type="dxa" w:w="55"/>
+              <w:right w:type="dxa" w:w="100"/>
+            </w:tcMar>
+          </w:tcPr>
+          <w:p>
+            <w:pPr>
+              <w:spacing w:after="0"/>
+            </w:pPr>
+            <w:r>
+              <w:rPr>
+                <w:rFonts w:ascii="Malgun Gothic" w:cs="Malgun Gothic" w:eastAsia="Malgun Gothic" w:hAnsi="Malgun Gothic"/>
+                <w:b w:val="false"/>
+                <w:bCs w:val="false"/>
+                <w:sz w:val="18"/>
+                <w:szCs w:val="18"/>
+              </w:rPr>
+              <w:t xml:space="preserve">이동 로봇의 오도메트리</w:t>
+            </w:r>
+          </w:p>
+        </w:tc>
+      </w:tr>
+      <w:tr>
+        <w:tc>
+          <w:tcPr>
+            <w:tcW w:type="dxa" w:w="1805"/>
+            <w:tcMar>
+              <w:top w:type="dxa" w:w="55"/>
+              <w:left w:type="dxa" w:w="100"/>
+              <w:bottom w:type="dxa" w:w="55"/>
+              <w:right w:type="dxa" w:w="100"/>
+            </w:tcMar>
+          </w:tcPr>
+          <w:p>
+            <w:pPr>
+              <w:spacing w:after="0"/>
+            </w:pPr>
+            <w:r>
+              <w:rPr>
+                <w:rFonts w:ascii="Malgun Gothic" w:cs="Malgun Gothic" w:eastAsia="Malgun Gothic" w:hAnsi="Malgun Gothic"/>
+                <w:b/>
+                <w:bCs/>
+                <w:sz w:val="18"/>
+                <w:szCs w:val="18"/>
+              </w:rPr>
+              <w:t xml:space="preserve">RL mode (D만)</w:t>
+            </w:r>
+          </w:p>
+        </w:tc>
+        <w:tc>
+          <w:tcPr>
+            <w:tcW w:type="dxa" w:w="2708"/>
+            <w:tcMar>
+              <w:top w:type="dxa" w:w="55"/>
+              <w:left w:type="dxa" w:w="100"/>
+              <w:bottom w:type="dxa" w:w="55"/>
+              <w:right w:type="dxa" w:w="100"/>
+            </w:tcMar>
+          </w:tcPr>
+          <w:p>
+            <w:pPr>
+              <w:spacing w:after="0"/>
+            </w:pPr>
+            <w:r>
+              <w:rPr>
+                <w:rFonts w:ascii="Malgun Gothic" w:cs="Malgun Gothic" w:eastAsia="Malgun Gothic" w:hAnsi="Malgun Gothic"/>
+                <w:b w:val="false"/>
+                <w:bCs w:val="false"/>
+                <w:sz w:val="18"/>
+                <w:szCs w:val="18"/>
+              </w:rPr>
+              <w:t xml:space="preserve">23</w:t>
+            </w:r>
+          </w:p>
+        </w:tc>
+        <w:tc>
+          <w:tcPr>
+            <w:tcW w:type="dxa" w:w="4513"/>
+            <w:tcMar>
+              <w:top w:type="dxa" w:w="55"/>
+              <w:left w:type="dxa" w:w="100"/>
+              <w:bottom w:type="dxa" w:w="55"/>
+              <w:right w:type="dxa" w:w="100"/>
+            </w:tcMar>
+          </w:tcPr>
+          <w:p>
+            <w:pPr>
+              <w:spacing w:after="0"/>
+            </w:pPr>
+            <w:r>
+              <w:rPr>
+                <w:rFonts w:ascii="Malgun Gothic" w:cs="Malgun Gothic" w:eastAsia="Malgun Gothic" w:hAnsi="Malgun Gothic"/>
+                <w:b w:val="false"/>
+                <w:bCs w:val="false"/>
+                <w:sz w:val="18"/>
+                <w:szCs w:val="18"/>
+              </w:rPr>
+              <w:t xml:space="preserve">관절·머리·허리·EE의 제어 모드 플래그</w:t>
+            </w:r>
+          </w:p>
+        </w:tc>
+      </w:tr>
+      <w:tr>
+        <w:tc>
+          <w:tcPr>
+            <w:tcW w:type="dxa" w:w="1805"/>
+            <w:tcMar>
+              <w:top w:type="dxa" w:w="55"/>
+              <w:left w:type="dxa" w:w="100"/>
+              <w:bottom w:type="dxa" w:w="55"/>
+              <w:right w:type="dxa" w:w="100"/>
+            </w:tcMar>
+          </w:tcPr>
+          <w:p>
+            <w:pPr>
+              <w:spacing w:after="0"/>
+            </w:pPr>
+            <w:r>
+              <w:rPr>
+                <w:rFonts w:ascii="Malgun Gothic" w:cs="Malgun Gothic" w:eastAsia="Malgun Gothic" w:hAnsi="Malgun Gothic"/>
+                <w:b/>
+                <w:bCs/>
+                <w:sz w:val="18"/>
+                <w:szCs w:val="18"/>
+              </w:rPr>
+              <w:t xml:space="preserve">카메라 extrinsics</w:t>
+            </w:r>
+          </w:p>
+        </w:tc>
+        <w:tc>
+          <w:tcPr>
+            <w:tcW w:type="dxa" w:w="2708"/>
+            <w:tcMar>
+              <w:top w:type="dxa" w:w="55"/>
+              <w:left w:type="dxa" w:w="100"/>
+              <w:bottom w:type="dxa" w:w="55"/>
+              <w:right w:type="dxa" w:w="100"/>
+            </w:tcMar>
+          </w:tcPr>
+          <w:p>
+            <w:pPr>
+              <w:spacing w:after="0"/>
+            </w:pPr>
+            <w:r>
+              <w:rPr>
+                <w:rFonts w:ascii="Malgun Gothic" w:cs="Malgun Gothic" w:eastAsia="Malgun Gothic" w:hAnsi="Malgun Gothic"/>
+                <w:b w:val="false"/>
+                <w:bCs w:val="false"/>
+                <w:sz w:val="18"/>
+                <w:szCs w:val="18"/>
+              </w:rPr>
+              <w:t xml:space="preserve">72 (6대 × R 9 + t 3)</w:t>
+            </w:r>
+          </w:p>
+        </w:tc>
+        <w:tc>
+          <w:tcPr>
+            <w:tcW w:type="dxa" w:w="4513"/>
+            <w:tcMar>
+              <w:top w:type="dxa" w:w="55"/>
+              <w:left w:type="dxa" w:w="100"/>
+              <w:bottom w:type="dxa" w:w="55"/>
+              <w:right w:type="dxa" w:w="100"/>
+            </w:tcMar>
+          </w:tcPr>
+          <w:p>
+            <w:pPr>
+              <w:spacing w:after="0"/>
+            </w:pPr>
+            <w:r>
+              <w:rPr>
+                <w:rFonts w:ascii="Malgun Gothic" w:cs="Malgun Gothic" w:eastAsia="Malgun Gothic" w:hAnsi="Malgun Gothic"/>
+                <w:b w:val="false"/>
+                <w:bCs w:val="false"/>
+                <w:sz w:val="18"/>
+                <w:szCs w:val="18"/>
+              </w:rPr>
+              <w:t xml:space="preserve">카메라 장착 위치·자세가 state에 내장</w:t>
+            </w:r>
+          </w:p>
+        </w:tc>
+      </w:tr>
+    </w:tbl>
+    <w:p>
+      <w:pPr>
+        <w:spacing w:after="120" w:before="90"/>
+      </w:pPr>
+      <w:r>
+        <w:rPr>
+          <w:rFonts w:ascii="Malgun Gothic" w:cs="Malgun Gothic" w:eastAsia="Malgun Gothic" w:hAnsi="Malgun Gothic"/>
+          <w:sz w:val="20"/>
+          <w:szCs w:val="20"/>
+        </w:rPr>
+        <w:t xml:space="preserve">action(40/44)은 그리퍼 2 + EE 목표 위치 6·자세 8 + 관절 14 + 머리 3 + 허리 5 + 베이스 속도(구형 2 / 신형 6)다. RL 카테고리에도 보상(reward) 컬럼은 없다 — 스키마 D의 차이는 mode 신호뿐이다.</w:t>
+      </w:r>
+    </w:p>
+    <w:p>
+      <w:pPr>
+        <w:pStyle w:val="Heading1"/>
+        <w:spacing w:after="150" w:before="300"/>
+      </w:pPr>
+      <w:r>
+        <w:rPr>
+          <w:rFonts w:ascii="Malgun Gothic" w:cs="Malgun Gothic" w:eastAsia="Malgun Gothic" w:hAnsi="Malgun Gothic"/>
+          <w:b/>
+          <w:bCs/>
+          <w:color w:val="2F5496"/>
+          <w:sz w:val="30"/>
+          <w:szCs w:val="30"/>
+        </w:rPr>
+        <w:t xml:space="preserve">6. 3계층 주석 — 이 데이터셋의 최대 강점</w:t>
+      </w:r>
+    </w:p>
+    <w:p>
+      <w:pPr>
+        <w:pBdr>
+          <w:left w:val="single" w:color="2F5496" w:sz="18" w:space="8"/>
+        </w:pBdr>
+        <w:shd w:fill="EAF1FB" w:val="clear"/>
+        <w:spacing w:after="150" w:before="60"/>
+      </w:pPr>
+      <w:r>
+        <w:rPr>
+          <w:rFonts w:ascii="Malgun Gothic" w:cs="Malgun Gothic" w:eastAsia="Malgun Gothic" w:hAnsi="Malgun Gothic"/>
+          <w:b/>
+          <w:bCs/>
+          <w:color w:val="1F3864"/>
+          <w:sz w:val="21"/>
+          <w:szCs w:val="21"/>
+        </w:rPr>
+        <w:t xml:space="preserve">에피소드의 전 구간이 프레임 단위로 라벨링되어 있다: ① 서브태스크 지시문+성공 여부, ② 조작 객체 2D 박스, ③ 스킬 단위 세그먼트. 전부 info.json 안에 들어 있다.</w:t>
       </w:r>
     </w:p>
     <w:p>
@@ -2698,7 +2724,7 @@
       <w:r>
         <w:drawing>
           <wp:inline distT="0" distB="0" distL="0" distR="0">
-            <wp:extent cx="6096000" cy="1704975"/>
+            <wp:extent cx="6096000" cy="2076450"/>
             <wp:effectExtent t="0" r="0" b="0" l="0"/>
             <wp:docPr id="1" name="" descr="" title=""/>
             <wp:cNvGraphicFramePr>
@@ -2723,6 +2749,69 @@
                   <pic:spPr bwMode="auto">
                     <a:xfrm>
                       <a:off x="0" y="0"/>
+                      <a:ext cx="6096000" cy="2076450"/>
+                    </a:xfrm>
+                    <a:prstGeom prst="rect">
+                      <a:avLst/>
+                    </a:prstGeom>
+                  </pic:spPr>
+                </pic:pic>
+              </a:graphicData>
+            </a:graphic>
+          </wp:inline>
+        </w:drawing>
+      </w:r>
+    </w:p>
+    <w:p>
+      <w:pPr>
+        <w:spacing w:after="180"/>
+        <w:jc w:val="center"/>
+      </w:pPr>
+      <w:r>
+        <w:rPr>
+          <w:rFonts w:ascii="Malgun Gothic" w:cs="Malgun Gothic" w:eastAsia="Malgun Gothic" w:hAnsi="Malgun Gothic"/>
+          <w:i/>
+          <w:iCs/>
+          <w:color w:val="595959"/>
+          <w:sz w:val="17"/>
+          <w:szCs w:val="17"/>
+        </w:rPr>
+        <w:t xml:space="preserve">그림 8. 한 에피소드(task_3777 ep0)의 3계층 주석 타임라인. 파랑=Task Frame(반복 1회마다 지시문+성공 라벨), 주황=2D BBox 유효 구간, 초록=스킬 세그먼트.</w:t>
+      </w:r>
+    </w:p>
+    <w:p>
+      <w:pPr>
+        <w:spacing w:after="40" w:before="140"/>
+        <w:jc w:val="center"/>
+      </w:pPr>
+      <w:r>
+        <w:drawing>
+          <wp:inline distT="0" distB="0" distL="0" distR="0">
+            <wp:extent cx="6096000" cy="1704975"/>
+            <wp:effectExtent t="0" r="0" b="0" l="0"/>
+            <wp:docPr id="1" name="" descr="" title=""/>
+            <wp:cNvGraphicFramePr>
+              <a:graphicFrameLocks xmlns:a="http://schemas.openxmlformats.org/drawingml/2006/main" noChangeAspect="1"/>
+            </wp:cNvGraphicFramePr>
+            <a:graphic xmlns:a="http://schemas.openxmlformats.org/drawingml/2006/main">
+              <a:graphicData uri="http://schemas.openxmlformats.org/drawingml/2006/picture">
+                <pic:pic xmlns:pic="http://schemas.openxmlformats.org/drawingml/2006/picture">
+                  <pic:nvPicPr>
+                    <pic:cNvPr id="0" name="" descr=""/>
+                    <pic:cNvPicPr>
+                      <a:picLocks noChangeAspect="1" noChangeArrowheads="1"/>
+                    </pic:cNvPicPr>
+                  </pic:nvPicPr>
+                  <pic:blipFill>
+                    <a:blip r:embed="rId15" cstate="none"/>
+                    <a:srcRect/>
+                    <a:stretch>
+                      <a:fillRect/>
+                    </a:stretch>
+                  </pic:blipFill>
+                  <pic:spPr bwMode="auto">
+                    <a:xfrm>
+                      <a:off x="0" y="0"/>
                       <a:ext cx="6096000" cy="1704975"/>
                     </a:xfrm>
                     <a:prstGeom prst="rect">
@@ -2750,7 +2839,7 @@
           <w:sz w:val="17"/>
           <w:szCs w:val="17"/>
         </w:rPr>
-        <w:t xml:space="preserve">그림 8. 사람이 단 2D Bounding Box를 실제 프레임에 그린 것 — 오른팔이 건네는 전단지 위에 정확히 얹힌다. 좌표는 정규화(0~1) + 좌상단 기준임을 실측으로 확인했다. (영상: docs/samples/agibot_bbox_clip.mp4)</w:t>
+        <w:t xml:space="preserve">그림 9. 사람이 단 2D Bounding Box를 실제 프레임에 그린 것 — 오른팔이 건네는 전단지 위에 정확히 얹힌다. 좌표는 정규화(0~1) + 좌상단 기준임을 실측으로 확인했다. (영상: docs/samples/agibot_bbox_clip.mp4)</w:t>
       </w:r>
     </w:p>
     <w:tbl>
@@ -4732,7 +4821,7 @@
                     </pic:cNvPicPr>
                   </pic:nvPicPr>
                   <pic:blipFill>
-                    <a:blip r:embed="rId15" cstate="none"/>
+                    <a:blip r:embed="rId16" cstate="none"/>
                     <a:srcRect/>
                     <a:stretch>
                       <a:fillRect/>
@@ -4768,7 +4857,7 @@
           <w:sz w:val="17"/>
           <w:szCs w:val="17"/>
         </w:rPr>
-        <w:t xml:space="preserve">그림 9. 표본 태스크별 에피소드 수와 평균 길이. RL(주황)만 짧은 단편 반복이고 나머지는 long-horizon이다.</w:t>
+        <w:t xml:space="preserve">그림 10. 표본 태스크별 에피소드 수와 평균 길이. RL(주황)만 짧은 단편 반복이고 나머지는 long-horizon이다.</w:t>
       </w:r>
     </w:p>
     <w:p>
